--- a/public/materiales/sistema-operativo/el-sistema-operativo-guia-de-trabajo.docx
+++ b/public/materiales/sistema-operativo/el-sistema-operativo-guia-de-trabajo.docx
@@ -18,7 +18,7 @@
         <w:rPr>
           <w:b/>
         </w:rPr>
-        <w:t>Sistemas Informáticos · 1.º año</w:t>
+        <w:t>Sistemas Informáticos</w:t>
       </w:r>
     </w:p>
     <w:p>
@@ -275,22 +275,22 @@
       </w:pPr>
       <w:bookmarkStart w:id="4" w:name="que_entregar"/>
       <w:r>
-        <w:t>Qué tenés que entregar</w:t>
+        <w:t>Cómo usar esta guía</w:t>
       </w:r>
       <w:bookmarkEnd w:id="4"/>
     </w:p>
     <w:p>
       <w:r>
-        <w:t xml:space="preserve">Las </w:t>
-      </w:r>
-      <w:r>
-        <w:rPr>
-          <w:b/>
-        </w:rPr>
-        <w:t>actividades 1 a 8</w:t>
-      </w:r>
-      <w:r>
-        <w:t xml:space="preserve"> resueltas, en estas hojas o en una hoja aparte indicando el número de cada actividad.</w:t>
+        <w:t xml:space="preserve">Podés usar la guía completa o elegir las partes que necesites para trabajar o repasar por tu cuenta.</w:t>
+      </w:r>
+      <w:r>
+        <w:rPr>
+          <w:b/>
+        </w:rPr>
+        <w:t/>
+      </w:r>
+      <w:r>
+        <w:t xml:space="preserve"/>
       </w:r>
     </w:p>
     <w:p>
